--- a/docs/docx/Tahap-1-Analisis-Kebutuhan.docx
+++ b/docs/docx/Tahap-1-Analisis-Kebutuhan.docx
@@ -75,7 +75,15 @@
         <w:rPr>
           <w:b w:val="0"/>
         </w:rPr>
-        <w:t xml:space="preserve"> &lt;https://github.com/farrelfaiziaulhaq/payloadhub-ai&gt;</w:t>
+        <w:t xml:space="preserve"> </w:t>
+      </w:r>
+      <w:r>
+        <w:rPr>
+          <w:color w:val="1A4F8B"/>
+          <w:sz w:val="19"/>
+          <w:u w:val="single"/>
+        </w:rPr>
+        <w:t>https://github.com/farrelfaiziaulhaq/payloadhub-ai</w:t>
       </w:r>
     </w:p>
     <w:p>
